--- a/Assignment_2_Quick_Sort/Assignment_2_Quick_Sort.docx
+++ b/Assignment_2_Quick_Sort/Assignment_2_Quick_Sort.docx
@@ -8,7 +8,7 @@
         <w:shd w:val="clear" w:color="auto" w:fill="F4F7FA"/>
         <w:spacing w:before="0" w:after="0" w:afterAutospacing="0"/>
         <w:jc w:val="center"/>
-        <w:divId w:val="1762338560"/>
+        <w:divId w:val="1368600147"/>
         <w:rPr>
           <w:rFonts w:ascii="Calibri" w:eastAsia="Times New Roman" w:hAnsi="Calibri" w:cs="Calibri"/>
           <w:color w:val="003366"/>
@@ -27,7 +27,7 @@
         <w:pStyle w:val="Heading1"/>
         <w:shd w:val="clear" w:color="auto" w:fill="F4F7FA"/>
         <w:spacing w:before="75" w:beforeAutospacing="0"/>
-        <w:divId w:val="1762338560"/>
+        <w:divId w:val="1368600147"/>
         <w:rPr>
           <w:rFonts w:ascii="Calibri" w:eastAsia="Times New Roman" w:hAnsi="Calibri" w:cs="Calibri"/>
         </w:rPr>
@@ -45,7 +45,7 @@
         <w:shd w:val="clear" w:color="auto" w:fill="F4F7FA"/>
         <w:spacing w:before="0" w:beforeAutospacing="0" w:after="0" w:afterAutospacing="0"/>
         <w:jc w:val="center"/>
-        <w:divId w:val="1762338560"/>
+        <w:divId w:val="1368600147"/>
         <w:rPr>
           <w:rFonts w:ascii="Calibri" w:hAnsi="Calibri" w:cs="Calibri"/>
           <w:i/>
@@ -69,7 +69,7 @@
         <w:shd w:val="clear" w:color="auto" w:fill="F4F7FA"/>
         <w:spacing w:before="45" w:beforeAutospacing="0" w:after="45" w:afterAutospacing="0"/>
         <w:jc w:val="center"/>
-        <w:divId w:val="1762338560"/>
+        <w:divId w:val="1368600147"/>
         <w:rPr>
           <w:rFonts w:ascii="Calibri" w:hAnsi="Calibri" w:cs="Calibri"/>
           <w:color w:val="1A1A1A"/>
@@ -91,18 +91,18 @@
       <w:pPr>
         <w:shd w:val="clear" w:color="auto" w:fill="F4F7FA"/>
         <w:jc w:val="center"/>
-        <w:divId w:val="1762338560"/>
-        <w:rPr>
-          <w:rFonts w:ascii="Calibri" w:eastAsia="Times New Roman" w:hAnsi="Calibri" w:cs="Calibri"/>
-          <w:color w:val="1A1A1A"/>
-        </w:rPr>
-      </w:pPr>
-      <w:r>
-        <w:rPr>
-          <w:rFonts w:ascii="Calibri" w:eastAsia="Times New Roman" w:hAnsi="Calibri" w:cs="Calibri"/>
-          <w:color w:val="1A1A1A"/>
-        </w:rPr>
-        <w:pict w14:anchorId="26A03CF3">
+        <w:divId w:val="1368600147"/>
+        <w:rPr>
+          <w:rFonts w:ascii="Calibri" w:eastAsia="Times New Roman" w:hAnsi="Calibri" w:cs="Calibri"/>
+          <w:color w:val="1A1A1A"/>
+        </w:rPr>
+      </w:pPr>
+      <w:r>
+        <w:rPr>
+          <w:rFonts w:ascii="Calibri" w:eastAsia="Times New Roman" w:hAnsi="Calibri" w:cs="Calibri"/>
+          <w:color w:val="1A1A1A"/>
+        </w:rPr>
+        <w:pict w14:anchorId="54DB099A">
           <v:rect id="_x0000_i1025" style="width:0;height:1.5pt" o:hralign="center" o:hrstd="t" o:hr="t" fillcolor="#a0a0a0" stroked="f"/>
         </w:pict>
       </w:r>
@@ -116,7 +116,7 @@
         <w:shd w:val="clear" w:color="auto" w:fill="F4F7FA"/>
         <w:spacing w:before="75" w:after="75" w:afterAutospacing="0"/>
         <w:jc w:val="center"/>
-        <w:divId w:val="1762338560"/>
+        <w:divId w:val="1368600147"/>
         <w:rPr>
           <w:rFonts w:ascii="Calibri" w:eastAsia="Times New Roman" w:hAnsi="Calibri" w:cs="Calibri"/>
           <w:color w:val="003366"/>
@@ -135,7 +135,7 @@
         <w:pStyle w:val="NormalWeb"/>
         <w:shd w:val="clear" w:color="auto" w:fill="EEF4FB"/>
         <w:spacing w:before="45" w:beforeAutospacing="0" w:after="45" w:afterAutospacing="0"/>
-        <w:divId w:val="1221557636"/>
+        <w:divId w:val="1194080670"/>
         <w:rPr>
           <w:rFonts w:ascii="Calibri" w:hAnsi="Calibri" w:cs="Calibri"/>
           <w:b/>
@@ -166,7 +166,7 @@
         <w:pStyle w:val="NormalWeb"/>
         <w:shd w:val="clear" w:color="auto" w:fill="EEF4FB"/>
         <w:spacing w:before="45" w:beforeAutospacing="0" w:after="45" w:afterAutospacing="0"/>
-        <w:divId w:val="1221557636"/>
+        <w:divId w:val="1194080670"/>
         <w:rPr>
           <w:rFonts w:ascii="Calibri" w:hAnsi="Calibri" w:cs="Calibri"/>
           <w:b/>
@@ -197,7 +197,7 @@
         <w:pStyle w:val="NormalWeb"/>
         <w:shd w:val="clear" w:color="auto" w:fill="EEF4FB"/>
         <w:spacing w:before="45" w:beforeAutospacing="0" w:after="45" w:afterAutospacing="0"/>
-        <w:divId w:val="1221557636"/>
+        <w:divId w:val="1194080670"/>
         <w:rPr>
           <w:rFonts w:ascii="Calibri" w:hAnsi="Calibri" w:cs="Calibri"/>
           <w:b/>
@@ -228,7 +228,7 @@
         <w:pStyle w:val="NormalWeb"/>
         <w:shd w:val="clear" w:color="auto" w:fill="EEF4FB"/>
         <w:spacing w:before="45" w:beforeAutospacing="0" w:after="45" w:afterAutospacing="0"/>
-        <w:divId w:val="1221557636"/>
+        <w:divId w:val="1194080670"/>
         <w:rPr>
           <w:rFonts w:ascii="Calibri" w:hAnsi="Calibri" w:cs="Calibri"/>
           <w:b/>
@@ -257,7 +257,7 @@
     <w:p>
       <w:pPr>
         <w:pStyle w:val="Heading2"/>
-        <w:divId w:val="1872566267"/>
+        <w:divId w:val="1978336600"/>
         <w:rPr>
           <w:rFonts w:ascii="Calibri" w:eastAsia="Times New Roman" w:hAnsi="Calibri" w:cs="Calibri"/>
         </w:rPr>
@@ -272,7 +272,7 @@
     <w:p>
       <w:pPr>
         <w:pStyle w:val="NormalWeb"/>
-        <w:divId w:val="1872566267"/>
+        <w:divId w:val="1978336600"/>
         <w:rPr>
           <w:rFonts w:ascii="Calibri" w:hAnsi="Calibri" w:cs="Calibri"/>
           <w:color w:val="1A1A1A"/>
@@ -308,7 +308,7 @@
           <w:numId w:val="1"/>
         </w:numPr>
         <w:spacing w:before="100" w:beforeAutospacing="1" w:after="100" w:afterAutospacing="1"/>
-        <w:divId w:val="1872566267"/>
+        <w:divId w:val="1978336600"/>
         <w:rPr>
           <w:rFonts w:ascii="Calibri" w:eastAsia="Times New Roman" w:hAnsi="Calibri" w:cs="Calibri"/>
           <w:color w:val="1A1A1A"/>
@@ -329,7 +329,7 @@
           <w:numId w:val="1"/>
         </w:numPr>
         <w:spacing w:before="100" w:beforeAutospacing="1" w:after="100" w:afterAutospacing="1"/>
-        <w:divId w:val="1872566267"/>
+        <w:divId w:val="1978336600"/>
         <w:rPr>
           <w:rFonts w:ascii="Calibri" w:eastAsia="Times New Roman" w:hAnsi="Calibri" w:cs="Calibri"/>
           <w:color w:val="1A1A1A"/>
@@ -346,7 +346,7 @@
     <w:p>
       <w:pPr>
         <w:pStyle w:val="Heading2"/>
-        <w:divId w:val="1872566267"/>
+        <w:divId w:val="1978336600"/>
         <w:rPr>
           <w:rFonts w:ascii="Calibri" w:eastAsia="Times New Roman" w:hAnsi="Calibri" w:cs="Calibri"/>
         </w:rPr>
@@ -365,7 +365,7 @@
           <w:numId w:val="2"/>
         </w:numPr>
         <w:spacing w:before="100" w:beforeAutospacing="1" w:after="100" w:afterAutospacing="1"/>
-        <w:divId w:val="1872566267"/>
+        <w:divId w:val="1978336600"/>
         <w:rPr>
           <w:rFonts w:ascii="Calibri" w:eastAsia="Times New Roman" w:hAnsi="Calibri" w:cs="Calibri"/>
           <w:color w:val="1A1A1A"/>
@@ -386,7 +386,7 @@
           <w:numId w:val="2"/>
         </w:numPr>
         <w:spacing w:before="100" w:beforeAutospacing="1" w:after="100" w:afterAutospacing="1"/>
-        <w:divId w:val="1872566267"/>
+        <w:divId w:val="1978336600"/>
         <w:rPr>
           <w:rFonts w:ascii="Calibri" w:eastAsia="Times New Roman" w:hAnsi="Calibri" w:cs="Calibri"/>
           <w:color w:val="1A1A1A"/>
@@ -403,7 +403,7 @@
     <w:p>
       <w:pPr>
         <w:pStyle w:val="Heading2"/>
-        <w:divId w:val="1872566267"/>
+        <w:divId w:val="1978336600"/>
         <w:rPr>
           <w:rFonts w:ascii="Calibri" w:eastAsia="Times New Roman" w:hAnsi="Calibri" w:cs="Calibri"/>
         </w:rPr>
@@ -422,7 +422,7 @@
           <w:numId w:val="3"/>
         </w:numPr>
         <w:spacing w:before="100" w:beforeAutospacing="1" w:after="100" w:afterAutospacing="1"/>
-        <w:divId w:val="1872566267"/>
+        <w:divId w:val="1978336600"/>
         <w:rPr>
           <w:rFonts w:ascii="Calibri" w:eastAsia="Times New Roman" w:hAnsi="Calibri" w:cs="Calibri"/>
           <w:color w:val="1A1A1A"/>
@@ -443,7 +443,7 @@
           <w:numId w:val="3"/>
         </w:numPr>
         <w:spacing w:before="100" w:beforeAutospacing="1" w:after="100" w:afterAutospacing="1"/>
-        <w:divId w:val="1872566267"/>
+        <w:divId w:val="1978336600"/>
         <w:rPr>
           <w:rFonts w:ascii="Calibri" w:eastAsia="Times New Roman" w:hAnsi="Calibri" w:cs="Calibri"/>
           <w:color w:val="1A1A1A"/>
@@ -460,7 +460,7 @@
     <w:p>
       <w:pPr>
         <w:pStyle w:val="Heading2"/>
-        <w:divId w:val="1872566267"/>
+        <w:divId w:val="1978336600"/>
         <w:rPr>
           <w:rFonts w:ascii="Calibri" w:eastAsia="Times New Roman" w:hAnsi="Calibri" w:cs="Calibri"/>
         </w:rPr>
@@ -475,7 +475,7 @@
     <w:p>
       <w:pPr>
         <w:pStyle w:val="NormalWeb"/>
-        <w:divId w:val="1872566267"/>
+        <w:divId w:val="1978336600"/>
         <w:rPr>
           <w:rFonts w:ascii="Calibri" w:hAnsi="Calibri" w:cs="Calibri"/>
           <w:color w:val="1A1A1A"/>
@@ -500,7 +500,7 @@
     <w:p>
       <w:pPr>
         <w:pStyle w:val="Heading3"/>
-        <w:divId w:val="1872566267"/>
+        <w:divId w:val="1978336600"/>
         <w:rPr>
           <w:rFonts w:ascii="Calibri" w:eastAsia="Times New Roman" w:hAnsi="Calibri" w:cs="Calibri"/>
         </w:rPr>
@@ -519,7 +519,7 @@
           <w:numId w:val="4"/>
         </w:numPr>
         <w:spacing w:before="100" w:beforeAutospacing="1" w:after="100" w:afterAutospacing="1"/>
-        <w:divId w:val="1872566267"/>
+        <w:divId w:val="1978336600"/>
         <w:rPr>
           <w:rFonts w:ascii="Calibri" w:eastAsia="Times New Roman" w:hAnsi="Calibri" w:cs="Calibri"/>
           <w:color w:val="1A1A1A"/>
@@ -548,7 +548,7 @@
           <w:numId w:val="4"/>
         </w:numPr>
         <w:spacing w:before="100" w:beforeAutospacing="1" w:after="100" w:afterAutospacing="1"/>
-        <w:divId w:val="1872566267"/>
+        <w:divId w:val="1978336600"/>
         <w:rPr>
           <w:rFonts w:ascii="Calibri" w:eastAsia="Times New Roman" w:hAnsi="Calibri" w:cs="Calibri"/>
           <w:color w:val="1A1A1A"/>
@@ -577,7 +577,7 @@
           <w:numId w:val="4"/>
         </w:numPr>
         <w:spacing w:before="100" w:beforeAutospacing="1" w:after="100" w:afterAutospacing="1"/>
-        <w:divId w:val="1872566267"/>
+        <w:divId w:val="1978336600"/>
         <w:rPr>
           <w:rFonts w:ascii="Calibri" w:eastAsia="Times New Roman" w:hAnsi="Calibri" w:cs="Calibri"/>
           <w:color w:val="1A1A1A"/>
@@ -609,7 +609,7 @@
     <w:p>
       <w:pPr>
         <w:pStyle w:val="Heading2"/>
-        <w:divId w:val="1872566267"/>
+        <w:divId w:val="1978336600"/>
         <w:rPr>
           <w:rFonts w:ascii="Calibri" w:eastAsia="Times New Roman" w:hAnsi="Calibri" w:cs="Calibri"/>
         </w:rPr>
@@ -639,7 +639,7 @@
       </w:tblGrid>
       <w:tr>
         <w:trPr>
-          <w:divId w:val="1872566267"/>
+          <w:divId w:val="1978336600"/>
         </w:trPr>
         <w:tc>
           <w:tcPr>
@@ -764,7 +764,7 @@
       </w:tr>
       <w:tr>
         <w:trPr>
-          <w:divId w:val="1872566267"/>
+          <w:divId w:val="1978336600"/>
         </w:trPr>
         <w:tc>
           <w:tcPr>
@@ -874,7 +874,7 @@
       </w:tr>
       <w:tr>
         <w:trPr>
-          <w:divId w:val="1872566267"/>
+          <w:divId w:val="1978336600"/>
         </w:trPr>
         <w:tc>
           <w:tcPr>
@@ -984,7 +984,7 @@
       </w:tr>
       <w:tr>
         <w:trPr>
-          <w:divId w:val="1872566267"/>
+          <w:divId w:val="1978336600"/>
         </w:trPr>
         <w:tc>
           <w:tcPr>
@@ -1109,7 +1109,7 @@
       </w:tr>
       <w:tr>
         <w:trPr>
-          <w:divId w:val="1872566267"/>
+          <w:divId w:val="1978336600"/>
         </w:trPr>
         <w:tc>
           <w:tcPr>
@@ -1221,7 +1221,7 @@
     <w:p>
       <w:pPr>
         <w:pStyle w:val="Heading2"/>
-        <w:divId w:val="1872566267"/>
+        <w:divId w:val="1978336600"/>
         <w:rPr>
           <w:rFonts w:ascii="Calibri" w:eastAsia="Times New Roman" w:hAnsi="Calibri" w:cs="Calibri"/>
         </w:rPr>
@@ -1236,16 +1236,16 @@
     <w:p>
       <w:pPr>
         <w:pStyle w:val="HTMLPreformatted"/>
-        <w:divId w:val="1872566267"/>
-        <w:rPr>
-          <w:color w:val="1A1A1A"/>
-        </w:rPr>
-      </w:pPr>
-    </w:p>
-    <w:p>
-      <w:pPr>
-        <w:pStyle w:val="HTMLPreformatted"/>
-        <w:divId w:val="1872566267"/>
+        <w:divId w:val="1978336600"/>
+        <w:rPr>
+          <w:color w:val="1A1A1A"/>
+        </w:rPr>
+      </w:pPr>
+    </w:p>
+    <w:p>
+      <w:pPr>
+        <w:pStyle w:val="HTMLPreformatted"/>
+        <w:divId w:val="1978336600"/>
         <w:rPr>
           <w:color w:val="1A1A1A"/>
         </w:rPr>
@@ -1260,7 +1260,7 @@
     <w:p>
       <w:pPr>
         <w:pStyle w:val="HTMLPreformatted"/>
-        <w:divId w:val="1872566267"/>
+        <w:divId w:val="1978336600"/>
         <w:rPr>
           <w:color w:val="1A1A1A"/>
         </w:rPr>
@@ -1275,7 +1275,7 @@
     <w:p>
       <w:pPr>
         <w:pStyle w:val="HTMLPreformatted"/>
-        <w:divId w:val="1872566267"/>
+        <w:divId w:val="1978336600"/>
         <w:rPr>
           <w:color w:val="1A1A1A"/>
         </w:rPr>
@@ -1290,7 +1290,7 @@
     <w:p>
       <w:pPr>
         <w:pStyle w:val="HTMLPreformatted"/>
-        <w:divId w:val="1872566267"/>
+        <w:divId w:val="1978336600"/>
         <w:rPr>
           <w:color w:val="1A1A1A"/>
         </w:rPr>
@@ -1305,7 +1305,7 @@
     <w:p>
       <w:pPr>
         <w:pStyle w:val="HTMLPreformatted"/>
-        <w:divId w:val="1872566267"/>
+        <w:divId w:val="1978336600"/>
         <w:rPr>
           <w:color w:val="1A1A1A"/>
         </w:rPr>
@@ -1326,7 +1326,7 @@
     <w:p>
       <w:pPr>
         <w:pStyle w:val="HTMLPreformatted"/>
-        <w:divId w:val="1872566267"/>
+        <w:divId w:val="1978336600"/>
         <w:rPr>
           <w:color w:val="1A1A1A"/>
         </w:rPr>
@@ -1341,7 +1341,7 @@
     <w:p>
       <w:pPr>
         <w:pStyle w:val="HTMLPreformatted"/>
-        <w:divId w:val="1872566267"/>
+        <w:divId w:val="1978336600"/>
         <w:rPr>
           <w:color w:val="1A1A1A"/>
         </w:rPr>
@@ -1356,16 +1356,16 @@
     <w:p>
       <w:pPr>
         <w:pStyle w:val="HTMLPreformatted"/>
-        <w:divId w:val="1872566267"/>
-        <w:rPr>
-          <w:color w:val="1A1A1A"/>
-        </w:rPr>
-      </w:pPr>
-    </w:p>
-    <w:p>
-      <w:pPr>
-        <w:pStyle w:val="HTMLPreformatted"/>
-        <w:divId w:val="1872566267"/>
+        <w:divId w:val="1978336600"/>
+        <w:rPr>
+          <w:color w:val="1A1A1A"/>
+        </w:rPr>
+      </w:pPr>
+    </w:p>
+    <w:p>
+      <w:pPr>
+        <w:pStyle w:val="HTMLPreformatted"/>
+        <w:divId w:val="1978336600"/>
         <w:rPr>
           <w:color w:val="1A1A1A"/>
         </w:rPr>
@@ -1380,7 +1380,7 @@
     <w:p>
       <w:pPr>
         <w:pStyle w:val="HTMLPreformatted"/>
-        <w:divId w:val="1872566267"/>
+        <w:divId w:val="1978336600"/>
         <w:rPr>
           <w:color w:val="1A1A1A"/>
         </w:rPr>
@@ -1395,7 +1395,7 @@
     <w:p>
       <w:pPr>
         <w:pStyle w:val="HTMLPreformatted"/>
-        <w:divId w:val="1872566267"/>
+        <w:divId w:val="1978336600"/>
         <w:rPr>
           <w:color w:val="1A1A1A"/>
         </w:rPr>
@@ -1410,7 +1410,7 @@
     <w:p>
       <w:pPr>
         <w:pStyle w:val="HTMLPreformatted"/>
-        <w:divId w:val="1872566267"/>
+        <w:divId w:val="1978336600"/>
         <w:rPr>
           <w:color w:val="1A1A1A"/>
         </w:rPr>
@@ -1425,7 +1425,7 @@
     <w:p>
       <w:pPr>
         <w:pStyle w:val="HTMLPreformatted"/>
-        <w:divId w:val="1872566267"/>
+        <w:divId w:val="1978336600"/>
         <w:rPr>
           <w:color w:val="1A1A1A"/>
         </w:rPr>
@@ -1440,7 +1440,7 @@
     <w:p>
       <w:pPr>
         <w:pStyle w:val="HTMLPreformatted"/>
-        <w:divId w:val="1872566267"/>
+        <w:divId w:val="1978336600"/>
         <w:rPr>
           <w:color w:val="1A1A1A"/>
         </w:rPr>
@@ -1455,7 +1455,7 @@
     <w:p>
       <w:pPr>
         <w:pStyle w:val="HTMLPreformatted"/>
-        <w:divId w:val="1872566267"/>
+        <w:divId w:val="1978336600"/>
         <w:rPr>
           <w:color w:val="1A1A1A"/>
         </w:rPr>
@@ -1471,7 +1471,7 @@
     <w:p>
       <w:pPr>
         <w:pStyle w:val="HTMLPreformatted"/>
-        <w:divId w:val="1872566267"/>
+        <w:divId w:val="1978336600"/>
         <w:rPr>
           <w:color w:val="1A1A1A"/>
         </w:rPr>
@@ -1487,7 +1487,7 @@
       <w:pPr>
         <w:pStyle w:val="HTMLPreformatted"/>
         <w:ind w:left="600" w:right="600"/>
-        <w:divId w:val="1872566267"/>
+        <w:divId w:val="1978336600"/>
         <w:rPr>
           <w:color w:val="1A1A1A"/>
         </w:rPr>
@@ -1503,7 +1503,7 @@
       <w:pPr>
         <w:pStyle w:val="HTMLPreformatted"/>
         <w:ind w:left="600" w:right="600"/>
-        <w:divId w:val="1872566267"/>
+        <w:divId w:val="1978336600"/>
         <w:rPr>
           <w:color w:val="1A1A1A"/>
         </w:rPr>
@@ -1519,7 +1519,7 @@
       <w:pPr>
         <w:pStyle w:val="HTMLPreformatted"/>
         <w:ind w:left="600" w:right="600"/>
-        <w:divId w:val="1872566267"/>
+        <w:divId w:val="1978336600"/>
         <w:rPr>
           <w:color w:val="1A1A1A"/>
         </w:rPr>
@@ -1535,7 +1535,7 @@
       <w:pPr>
         <w:pStyle w:val="HTMLPreformatted"/>
         <w:ind w:left="600" w:right="600"/>
-        <w:divId w:val="1872566267"/>
+        <w:divId w:val="1978336600"/>
         <w:rPr>
           <w:color w:val="1A1A1A"/>
         </w:rPr>
@@ -1551,7 +1551,7 @@
       <w:pPr>
         <w:pStyle w:val="Heading2"/>
         <w:ind w:left="600" w:right="600"/>
-        <w:divId w:val="1872566267"/>
+        <w:divId w:val="1978336600"/>
         <w:rPr>
           <w:rFonts w:ascii="Calibri" w:eastAsia="Times New Roman" w:hAnsi="Calibri" w:cs="Calibri"/>
         </w:rPr>
@@ -1567,7 +1567,7 @@
       <w:pPr>
         <w:pStyle w:val="HTMLPreformatted"/>
         <w:ind w:left="600" w:right="600"/>
-        <w:divId w:val="1872566267"/>
+        <w:divId w:val="1978336600"/>
         <w:rPr>
           <w:color w:val="1A1A1A"/>
         </w:rPr>
@@ -1577,7 +1577,7 @@
       <w:pPr>
         <w:pStyle w:val="HTMLPreformatted"/>
         <w:ind w:left="600" w:right="600"/>
-        <w:divId w:val="1872566267"/>
+        <w:divId w:val="1978336600"/>
         <w:rPr>
           <w:color w:val="1A1A1A"/>
         </w:rPr>
@@ -1593,7 +1593,7 @@
       <w:pPr>
         <w:pStyle w:val="HTMLPreformatted"/>
         <w:ind w:left="600" w:right="600"/>
-        <w:divId w:val="1872566267"/>
+        <w:divId w:val="1978336600"/>
         <w:rPr>
           <w:color w:val="1A1A1A"/>
         </w:rPr>
@@ -1609,7 +1609,7 @@
       <w:pPr>
         <w:pStyle w:val="HTMLPreformatted"/>
         <w:ind w:left="600" w:right="600"/>
-        <w:divId w:val="1872566267"/>
+        <w:divId w:val="1978336600"/>
         <w:rPr>
           <w:color w:val="1A1A1A"/>
         </w:rPr>
@@ -1631,7 +1631,7 @@
       <w:pPr>
         <w:pStyle w:val="HTMLPreformatted"/>
         <w:ind w:left="600" w:right="600"/>
-        <w:divId w:val="1872566267"/>
+        <w:divId w:val="1978336600"/>
         <w:rPr>
           <w:color w:val="1A1A1A"/>
         </w:rPr>
@@ -1647,7 +1647,7 @@
       <w:pPr>
         <w:pStyle w:val="HTMLPreformatted"/>
         <w:ind w:left="600" w:right="600"/>
-        <w:divId w:val="1872566267"/>
+        <w:divId w:val="1978336600"/>
         <w:rPr>
           <w:color w:val="1A1A1A"/>
         </w:rPr>
@@ -1663,7 +1663,7 @@
       <w:pPr>
         <w:pStyle w:val="HTMLPreformatted"/>
         <w:ind w:left="600" w:right="600"/>
-        <w:divId w:val="1872566267"/>
+        <w:divId w:val="1978336600"/>
         <w:rPr>
           <w:color w:val="1A1A1A"/>
         </w:rPr>
@@ -1679,7 +1679,7 @@
       <w:pPr>
         <w:pStyle w:val="HTMLPreformatted"/>
         <w:ind w:left="600" w:right="600"/>
-        <w:divId w:val="1872566267"/>
+        <w:divId w:val="1978336600"/>
         <w:rPr>
           <w:color w:val="1A1A1A"/>
         </w:rPr>
@@ -1695,7 +1695,7 @@
       <w:pPr>
         <w:pStyle w:val="HTMLPreformatted"/>
         <w:ind w:left="600" w:right="600"/>
-        <w:divId w:val="1872566267"/>
+        <w:divId w:val="1978336600"/>
         <w:rPr>
           <w:color w:val="1A1A1A"/>
         </w:rPr>
@@ -1711,7 +1711,7 @@
       <w:pPr>
         <w:pStyle w:val="HTMLPreformatted"/>
         <w:ind w:left="600" w:right="600"/>
-        <w:divId w:val="1872566267"/>
+        <w:divId w:val="1978336600"/>
         <w:rPr>
           <w:color w:val="1A1A1A"/>
         </w:rPr>
@@ -1727,7 +1727,7 @@
       <w:pPr>
         <w:pStyle w:val="HTMLPreformatted"/>
         <w:ind w:left="600" w:right="600"/>
-        <w:divId w:val="1872566267"/>
+        <w:divId w:val="1978336600"/>
         <w:rPr>
           <w:color w:val="1A1A1A"/>
         </w:rPr>
@@ -1749,7 +1749,7 @@
       <w:pPr>
         <w:pStyle w:val="HTMLPreformatted"/>
         <w:ind w:left="600" w:right="600"/>
-        <w:divId w:val="1872566267"/>
+        <w:divId w:val="1978336600"/>
         <w:rPr>
           <w:color w:val="1A1A1A"/>
         </w:rPr>
@@ -1765,7 +1765,7 @@
       <w:pPr>
         <w:pStyle w:val="HTMLPreformatted"/>
         <w:ind w:left="600" w:right="600"/>
-        <w:divId w:val="1872566267"/>
+        <w:divId w:val="1978336600"/>
         <w:rPr>
           <w:color w:val="1A1A1A"/>
         </w:rPr>
@@ -1781,7 +1781,7 @@
       <w:pPr>
         <w:pStyle w:val="HTMLPreformatted"/>
         <w:ind w:left="600" w:right="600"/>
-        <w:divId w:val="1872566267"/>
+        <w:divId w:val="1978336600"/>
         <w:rPr>
           <w:color w:val="1A1A1A"/>
         </w:rPr>
@@ -1797,7 +1797,7 @@
       <w:pPr>
         <w:pStyle w:val="HTMLPreformatted"/>
         <w:ind w:left="600" w:right="600"/>
-        <w:divId w:val="1872566267"/>
+        <w:divId w:val="1978336600"/>
         <w:rPr>
           <w:color w:val="1A1A1A"/>
         </w:rPr>
@@ -1813,7 +1813,7 @@
       <w:pPr>
         <w:pStyle w:val="HTMLPreformatted"/>
         <w:ind w:left="600" w:right="600"/>
-        <w:divId w:val="1872566267"/>
+        <w:divId w:val="1978336600"/>
         <w:rPr>
           <w:color w:val="1A1A1A"/>
         </w:rPr>
@@ -1829,7 +1829,7 @@
       <w:pPr>
         <w:pStyle w:val="Heading2"/>
         <w:ind w:left="600" w:right="600"/>
-        <w:divId w:val="1872566267"/>
+        <w:divId w:val="1978336600"/>
         <w:rPr>
           <w:rFonts w:ascii="Calibri" w:eastAsia="Times New Roman" w:hAnsi="Calibri" w:cs="Calibri"/>
         </w:rPr>
@@ -1845,7 +1845,7 @@
       <w:pPr>
         <w:pStyle w:val="NormalWeb"/>
         <w:ind w:left="600" w:right="600"/>
-        <w:divId w:val="1872566267"/>
+        <w:divId w:val="1978336600"/>
         <w:rPr>
           <w:rFonts w:ascii="Calibri" w:hAnsi="Calibri" w:cs="Calibri"/>
           <w:color w:val="1A1A1A"/>
@@ -1865,7 +1865,7 @@
       <w:pPr>
         <w:pStyle w:val="Heading2"/>
         <w:ind w:left="600" w:right="600"/>
-        <w:divId w:val="1872566267"/>
+        <w:divId w:val="1978336600"/>
         <w:rPr>
           <w:rFonts w:ascii="Calibri" w:eastAsia="Times New Roman" w:hAnsi="Calibri" w:cs="Calibri"/>
         </w:rPr>
@@ -1881,7 +1881,7 @@
       <w:pPr>
         <w:pStyle w:val="NormalWeb"/>
         <w:ind w:left="600" w:right="600"/>
-        <w:divId w:val="1872566267"/>
+        <w:divId w:val="1978336600"/>
         <w:rPr>
           <w:rFonts w:ascii="Calibri" w:hAnsi="Calibri" w:cs="Calibri"/>
           <w:color w:val="1A1A1A"/>
@@ -1908,9 +1908,9 @@
 <file path=word/numbering.xml><?xml version="1.0" encoding="utf-8"?>
 <w:numbering xmlns:wpc="http://schemas.microsoft.com/office/word/2010/wordprocessingCanvas" xmlns:cx="http://schemas.microsoft.com/office/drawing/2014/chartex" xmlns:cx1="http://schemas.microsoft.com/office/drawing/2015/9/8/chartex" xmlns:cx2="http://schemas.microsoft.com/office/drawing/2015/10/21/chartex" xmlns:cx3="http://schemas.microsoft.com/office/drawing/2016/5/9/chartex" xmlns:cx4="http://schemas.microsoft.com/office/drawing/2016/5/10/chartex" xmlns:cx5="http://schemas.microsoft.com/office/drawing/2016/5/11/chartex" xmlns:cx6="http://schemas.microsoft.com/office/drawing/2016/5/12/chartex" xmlns:cx7="http://schemas.microsoft.com/office/drawing/2016/5/13/chartex" xmlns:cx8="http://schemas.microsoft.com/office/drawing/2016/5/14/chartex" xmlns:mc="http://schemas.openxmlformats.org/markup-compatibility/2006" xmlns:aink="http://schemas.microsoft.com/office/drawing/2016/ink" xmlns:am3d="http://schemas.microsoft.com/office/drawing/2017/model3d" xmlns:o="urn:schemas-microsoft-com:office:office" xmlns:oel="http://schemas.microsoft.com/office/2019/extlst" xmlns:r="http://schemas.openxmlformats.org/officeDocument/2006/relationships" xmlns:m="http://schemas.openxmlformats.org/officeDocument/2006/math" xmlns:v="urn:schemas-microsoft-com:vml" xmlns:wp14="http://schemas.microsoft.com/office/word/2010/wordprocessingDrawing" xmlns:wp="http://schemas.openxmlformats.org/drawingml/2006/wordprocessingDrawing" xmlns:w10="urn:schemas-microsoft-com:office:word" xmlns:w="http://schemas.openxmlformats.org/wordprocessingml/2006/main" xmlns:w14="http://schemas.microsoft.com/office/word/2010/wordml" xmlns:w15="http://schemas.microsoft.com/office/word/2012/wordml" xmlns:w16cex="http://schemas.microsoft.com/office/word/2018/wordml/cex" xmlns:w16cid="http://schemas.microsoft.com/office/word/2016/wordml/cid" xmlns:w16="http://schemas.microsoft.com/office/word/2018/wordml" xmlns:w16du="http://schemas.microsoft.com/office/word/2023/wordml/word16du" xmlns:w16sdtdh="http://schemas.microsoft.com/office/word/2020/wordml/sdtdatahash" xmlns:w16sdtfl="http://schemas.microsoft.com/office/word/2024/wordml/sdtformatlock" xmlns:w16se="http://schemas.microsoft.com/office/word/2015/wordml/symex" xmlns:wpg="http://schemas.microsoft.com/office/word/2010/wordprocessingGroup" xmlns:wpi="http://schemas.microsoft.com/office/word/2010/wordprocessingInk" xmlns:wne="http://schemas.microsoft.com/office/word/2006/wordml" xmlns:wps="http://schemas.microsoft.com/office/word/2010/wordprocessingShape" mc:Ignorable="w14 w15 w16se w16cid w16 w16cex w16sdtdh w16sdtfl w16du wp14">
   <w:abstractNum w:abstractNumId="0" w15:restartNumberingAfterBreak="0">
-    <w:nsid w:val="054256C2"/>
+    <w:nsid w:val="1E474E32"/>
     <w:multiLevelType w:val="multilevel"/>
-    <w:tmpl w:val="33385348"/>
+    <w:tmpl w:val="30B2767C"/>
     <w:lvl w:ilvl="0">
       <w:start w:val="1"/>
       <w:numFmt w:val="bullet"/>
@@ -2057,9 +2057,9 @@
     </w:lvl>
   </w:abstractNum>
   <w:abstractNum w:abstractNumId="1" w15:restartNumberingAfterBreak="0">
-    <w:nsid w:val="427B3AF4"/>
+    <w:nsid w:val="1F7909D7"/>
     <w:multiLevelType w:val="multilevel"/>
-    <w:tmpl w:val="A6E658CC"/>
+    <w:tmpl w:val="69345FBE"/>
     <w:lvl w:ilvl="0">
       <w:start w:val="1"/>
       <w:numFmt w:val="bullet"/>
@@ -2206,9 +2206,9 @@
     </w:lvl>
   </w:abstractNum>
   <w:abstractNum w:abstractNumId="2" w15:restartNumberingAfterBreak="0">
-    <w:nsid w:val="4D7C5DCD"/>
+    <w:nsid w:val="597E7B21"/>
     <w:multiLevelType w:val="multilevel"/>
-    <w:tmpl w:val="9640B5C8"/>
+    <w:tmpl w:val="07967210"/>
     <w:lvl w:ilvl="0">
       <w:start w:val="1"/>
       <w:numFmt w:val="bullet"/>
@@ -2355,9 +2355,9 @@
     </w:lvl>
   </w:abstractNum>
   <w:abstractNum w:abstractNumId="3" w15:restartNumberingAfterBreak="0">
-    <w:nsid w:val="6AE76464"/>
+    <w:nsid w:val="7CEC3F78"/>
     <w:multiLevelType w:val="multilevel"/>
-    <w:tmpl w:val="5F6AE532"/>
+    <w:tmpl w:val="48368EA8"/>
     <w:lvl w:ilvl="0">
       <w:start w:val="1"/>
       <w:numFmt w:val="bullet"/>
@@ -2503,17 +2503,17 @@
       </w:rPr>
     </w:lvl>
   </w:abstractNum>
-  <w:num w:numId="1" w16cid:durableId="326790244">
+  <w:num w:numId="1" w16cid:durableId="735737801">
+    <w:abstractNumId w:val="3"/>
+  </w:num>
+  <w:num w:numId="2" w16cid:durableId="1058089641">
+    <w:abstractNumId w:val="1"/>
+  </w:num>
+  <w:num w:numId="3" w16cid:durableId="825164346">
     <w:abstractNumId w:val="2"/>
   </w:num>
-  <w:num w:numId="2" w16cid:durableId="683216314">
+  <w:num w:numId="4" w16cid:durableId="126439948">
     <w:abstractNumId w:val="0"/>
-  </w:num>
-  <w:num w:numId="3" w16cid:durableId="1997607602">
-    <w:abstractNumId w:val="1"/>
-  </w:num>
-  <w:num w:numId="4" w16cid:durableId="964580439">
-    <w:abstractNumId w:val="3"/>
   </w:num>
 </w:numbering>
 </file>
